--- a/klagomål/A 37133-2022 FSC-klagomål.docx
+++ b/klagomål/A 37133-2022 FSC-klagomål.docx
@@ -744,7 +744,7 @@
     <w:r>
       <w:tab/>
       <w:tab/>
-      <w:t>2026-06-18</w:t>
+      <w:t>2026-06-19</w:t>
       <w:br/>
       <w:br/>
     </w:r>

--- a/klagomål/A 37133-2022 FSC-klagomål.docx
+++ b/klagomål/A 37133-2022 FSC-klagomål.docx
@@ -744,7 +744,7 @@
     <w:r>
       <w:tab/>
       <w:tab/>
-      <w:t>2026-06-19</w:t>
+      <w:t>2026-06-20</w:t>
       <w:br/>
       <w:br/>
     </w:r>

--- a/klagomål/A 37133-2022 FSC-klagomål.docx
+++ b/klagomål/A 37133-2022 FSC-klagomål.docx
@@ -168,38 +168,7 @@
     </w:p>
     <w:p>
       <w:r>
-        <w:t>Detta dokument behandlar höga naturvärden i avverkningsanmälan A 37133-2022 i Nordmalings kommun som inkom 2022-09-02 och omfattar 17,3 ha.</w:t>
-      </w:r>
-    </w:p>
-    <w:p>
-      <w:r>
-        <w:t>Nedan presenteras fynd av naturvårdsarter som gjorts i det avverkningsanmälda området, samt relevanta utdrag ur standarderna för FSC, Chain of Custody, Controlled Wood och PEFC.</w:t>
-      </w:r>
-    </w:p>
-    <w:p>
-      <w:r>
-        <w:t>Vi förväntar oss att ni återkommer med ett skriftligt svar på vårt klagomål och även beskriver vilka korrigerande åtgärder ni satt in för att rätta till identifierade brister i er efterlevnad av den svenska FSC standarden.</w:t>
-      </w:r>
-    </w:p>
-    <w:p>
-      <w:pPr>
-        <w:pStyle w:val="Heading1"/>
-      </w:pPr>
-      <w:r>
-        <w:t>Naturvårdsarter</w:t>
-      </w:r>
-    </w:p>
-    <w:p>
-      <w:r>
-        <w:t>Inom 23 meter från avverkningsanmälan har följande 4 naturvårdsarter hittats: garnlav (VU, T), violettgrå tagellav (NT, T), bronshjon (S, T) och vedticka (S, T). Av dessa är 2 rödlistade. För rödlistade arter har rödlistekategorin angivits inom parentes. Arter som är signalarter enligt Skogsstyrelsen har markerats med (S). Typiska arter inom Natura 2000 som är kopplade till skogsekosystem har markerats med (T).</w:t>
-      </w:r>
-    </w:p>
-    <w:p>
-      <w:r>
-        <w:t>De påträffade naturvårdsarterna är ett tydligt kvitto på att det rör sig om en skog med höga naturvärden.</w:t>
-      </w:r>
-      <w:r>
-        <w:t xml:space="preserve"> I Figur 1 visas fyndplatser för naturvårdsarter i området, som finns registrerade på Artportalen.</w:t>
+        <w:t>Detta klagomål behandlar höga naturvärden i avverkningsanmälan A 37133-2022 i Nordmalings kommun som inkom 2022-09-02 och omfattar 17,3 ha.</w:t>
       </w:r>
     </w:p>
     <w:p>
@@ -209,7 +178,7 @@
       <w:r>
         <w:drawing>
           <wp:inline xmlns:a="http://schemas.openxmlformats.org/drawingml/2006/main" xmlns:pic="http://schemas.openxmlformats.org/drawingml/2006/picture">
-            <wp:extent cx="4227885" cy="5688000"/>
+            <wp:extent cx="4254643" cy="5724000"/>
             <wp:docPr id="1" name="Picture 1"/>
             <wp:cNvGraphicFramePr>
               <a:graphicFrameLocks noChangeAspect="1"/>
@@ -230,7 +199,7 @@
                   <pic:spPr>
                     <a:xfrm>
                       <a:off x="0" y="0"/>
-                      <a:ext cx="4227885" cy="5688000"/>
+                      <a:ext cx="4254643" cy="5724000"/>
                     </a:xfrm>
                     <a:prstGeom prst="rect"/>
                   </pic:spPr>
@@ -247,27 +216,35 @@
         <w:spacing w:after="240"/>
       </w:pPr>
       <w:r>
-        <w:t>Figur 1. Fyndplatser för naturvårdsarter inom 23 meter från avverkningsanmälan (röd linje). Markörer utan svart kant är placerade på fyndplatsen. Markörer med svart kant är placerade vid sidan av fyndplatsen och har ett svart streck som visar fyndplatsens exakta position. Kartans mittpunktskoordinat är N 7074748, E 730684 i SWEREF 99 TM.</w:t>
+        <w:t>Figur 1. Fyndplatser för naturvårdsarter inom 23 meter från avverkningsanmälan. Markörer utan svart kant är placerade på fyndplatsen. Markörer med svart kant är placerade vid sidan av fyndplatsen har ett svart streck som visar fyndplatsens exakta position. Kartans mittpunktskoordinat är N 7074748, E 730684 i SWEREF 99 TM.</w:t>
       </w:r>
     </w:p>
     <w:p>
       <w:r>
-        <w:rPr>
-          <w:b/>
-        </w:rPr>
-        <w:t>Bronshjon</w:t>
+        <w:t>Inom 23 meter från avverkningsanmälan finns fynd av 4 naturvårdsarter, varav 2 är rödlistade, 4 är typiska (T) och 2 är signalarter (S): garnlav (VU, T), violettgrå tagellav (NT, T), bronshjon (S, T) och vedticka (S, T). Se Figur 1.</w:t>
       </w:r>
+    </w:p>
+    <w:p>
       <w:r>
-        <w:t xml:space="preserve"> är en skalbagge vars larvutveckling sker under grov bark på stammar av döda eller döende barrträd, främst gran, i mindre omfattning tall. Arten är knuten till äldre, naturskogslik granskog med inslag av torkande träd. Bronshjon är typisk art för </w:t>
+        <w:t>Nedan presenteras relevanta utdrag ur standarderna för FSC, Chain of Custody, Controlled Wood och PEFC.</w:t>
       </w:r>
+    </w:p>
+    <w:p>
       <w:r>
-        <w:rPr>
-          <w:i/>
-        </w:rPr>
-        <w:t>9010 Taiga</w:t>
+        <w:t>Vi förväntar oss att ni återkommer med ett skriftligt svar på vårt klagomål och även beskriver vilka korrigerande åtgärder ni satt in för att rätta till identifierade brister i er efterlevnad av den svenska FSC standarden.</w:t>
       </w:r>
+    </w:p>
+    <w:p>
+      <w:pPr>
+        <w:pStyle w:val="Heading1"/>
+      </w:pPr>
       <w:r>
-        <w:t xml:space="preserve"> (SLU Artdatabanken, 2025).</w:t>
+        <w:t>Naturvårdsarter och fridlysta arter</w:t>
+      </w:r>
+    </w:p>
+    <w:p>
+      <w:r>
+        <w:t>Nedan följer beskrivningar av de naturvårdsarter och fridlysta arter som har sina livsmiljöer och växtplatser i den avverkningsanmälda skogen. De påträffade naturvårdsarterna är ett tydligt kvitto på att det rör sig om en skog med höga naturvärden.</w:t>
       </w:r>
     </w:p>
     <w:p>
@@ -304,6 +281,46 @@
         <w:rPr>
           <w:b/>
         </w:rPr>
+        <w:t>Violettgrå tagellav (NT)</w:t>
+      </w:r>
+      <w:r>
+        <w:t xml:space="preserve"> växer nästan uteslutande i gamla olikåldriga barrnaturskogar med lång skoglig kontinuitet och är en utmärkt signal på skog med höga naturvärden. Slutavverkning av tidigare aldrig slutavverkad skog (kontinuitetsskog) är det största hotet. Biotopen nyskapas i begränsad omfattning och barrskog äldre än 160 år, där den violettgrå tagellaven huvudsakligen påträffas har minskat med 50% de senaste 50 åren. Lågproduktiv skogsmark där laven förekommer bör undantas från skogsbruk och rika förekomster i äldre granskog bör skyddas. Arten är känslig för uttorkning och det är väsentligt att tillräckligt stora bestånd avsätts. Violettgrå tagellav är typisk art för </w:t>
+      </w:r>
+      <w:r>
+        <w:rPr>
+          <w:i/>
+        </w:rPr>
+        <w:t>9010 Taiga</w:t>
+      </w:r>
+      <w:r>
+        <w:t xml:space="preserve"> (SLU Artdatabanken, 2024; Nitare &amp; Skogsstyrelsen, 2019).</w:t>
+      </w:r>
+    </w:p>
+    <w:p>
+      <w:r>
+        <w:rPr>
+          <w:b/>
+        </w:rPr>
+        <w:t>Bronshjon</w:t>
+      </w:r>
+      <w:r>
+        <w:t xml:space="preserve"> är en skalbagge vars larvutveckling sker under grov bark på stammar av döda eller döende barrträd, främst gran, i mindre omfattning tall. Arten är knuten till äldre, naturskogslik granskog med inslag av torkande träd. Bronshjon är typisk art för </w:t>
+      </w:r>
+      <w:r>
+        <w:rPr>
+          <w:i/>
+        </w:rPr>
+        <w:t>9010 Taiga</w:t>
+      </w:r>
+      <w:r>
+        <w:t xml:space="preserve"> (SLU Artdatabanken, 2025).</w:t>
+      </w:r>
+    </w:p>
+    <w:p>
+      <w:r>
+        <w:rPr>
+          <w:b/>
+        </w:rPr>
         <w:t xml:space="preserve">Vedticka </w:t>
       </w:r>
       <w:r>
@@ -317,26 +334,6 @@
       </w:r>
       <w:r>
         <w:t>(Nitare &amp; Skogsstyrelsen, 2019; SLU Artdatabanken, 2025).</w:t>
-      </w:r>
-    </w:p>
-    <w:p>
-      <w:r>
-        <w:rPr>
-          <w:b/>
-        </w:rPr>
-        <w:t>Violettgrå tagellav (NT)</w:t>
-      </w:r>
-      <w:r>
-        <w:t xml:space="preserve"> växer nästan uteslutande i gamla olikåldriga barrnaturskogar med lång skoglig kontinuitet och är en utmärkt signal på skog med höga naturvärden. Slutavverkning av tidigare aldrig slutavverkad skog (kontinuitetsskog) är det största hotet. Biotopen nyskapas i begränsad omfattning och barrskog äldre än 160 år, där den violettgrå tagellaven huvudsakligen påträffas har minskat med 50% de senaste 50 åren. Lågproduktiv skogsmark där laven förekommer bör undantas från skogsbruk och rika förekomster i äldre granskog bör skyddas. Arten är känslig för uttorkning och det är väsentligt att tillräckligt stora bestånd avsätts. Violettgrå tagellav är typisk art för </w:t>
-      </w:r>
-      <w:r>
-        <w:rPr>
-          <w:i/>
-        </w:rPr>
-        <w:t>9010 Taiga</w:t>
-      </w:r>
-      <w:r>
-        <w:t xml:space="preserve"> (SLU Artdatabanken, 2024; Nitare &amp; Skogsstyrelsen, 2019).</w:t>
       </w:r>
     </w:p>
     <w:p>
@@ -744,7 +741,7 @@
     <w:r>
       <w:tab/>
       <w:tab/>
-      <w:t>2026-06-20</w:t>
+      <w:t>2026-06-21</w:t>
       <w:br/>
       <w:br/>
     </w:r>

--- a/klagomål/A 37133-2022 FSC-klagomål.docx
+++ b/klagomål/A 37133-2022 FSC-klagomål.docx
@@ -741,7 +741,7 @@
     <w:r>
       <w:tab/>
       <w:tab/>
-      <w:t>2026-06-21</w:t>
+      <w:t>2026-06-22</w:t>
       <w:br/>
       <w:br/>
     </w:r>

--- a/klagomål/A 37133-2022 FSC-klagomål.docx
+++ b/klagomål/A 37133-2022 FSC-klagomål.docx
@@ -741,7 +741,7 @@
     <w:r>
       <w:tab/>
       <w:tab/>
-      <w:t>2026-06-22</w:t>
+      <w:t>2026-06-23</w:t>
       <w:br/>
       <w:br/>
     </w:r>

--- a/klagomål/A 37133-2022 FSC-klagomål.docx
+++ b/klagomål/A 37133-2022 FSC-klagomål.docx
@@ -741,7 +741,7 @@
     <w:r>
       <w:tab/>
       <w:tab/>
-      <w:t>2026-06-23</w:t>
+      <w:t>2026-06-24</w:t>
       <w:br/>
       <w:br/>
     </w:r>

--- a/klagomål/A 37133-2022 FSC-klagomål.docx
+++ b/klagomål/A 37133-2022 FSC-klagomål.docx
@@ -741,7 +741,7 @@
     <w:r>
       <w:tab/>
       <w:tab/>
-      <w:t>2026-06-24</w:t>
+      <w:t>2026-06-25</w:t>
       <w:br/>
       <w:br/>
     </w:r>

--- a/klagomål/A 37133-2022 FSC-klagomål.docx
+++ b/klagomål/A 37133-2022 FSC-klagomål.docx
@@ -741,7 +741,7 @@
     <w:r>
       <w:tab/>
       <w:tab/>
-      <w:t>2026-06-25</w:t>
+      <w:t>2026-06-26</w:t>
       <w:br/>
       <w:br/>
     </w:r>

--- a/klagomål/A 37133-2022 FSC-klagomål.docx
+++ b/klagomål/A 37133-2022 FSC-klagomål.docx
@@ -741,7 +741,7 @@
     <w:r>
       <w:tab/>
       <w:tab/>
-      <w:t>2026-06-26</w:t>
+      <w:t>2026-06-27</w:t>
       <w:br/>
       <w:br/>
     </w:r>

--- a/klagomål/A 37133-2022 FSC-klagomål.docx
+++ b/klagomål/A 37133-2022 FSC-klagomål.docx
@@ -741,7 +741,7 @@
     <w:r>
       <w:tab/>
       <w:tab/>
-      <w:t>2026-06-27</w:t>
+      <w:t>2026-06-28</w:t>
       <w:br/>
       <w:br/>
     </w:r>

--- a/klagomål/A 37133-2022 FSC-klagomål.docx
+++ b/klagomål/A 37133-2022 FSC-klagomål.docx
@@ -741,7 +741,7 @@
     <w:r>
       <w:tab/>
       <w:tab/>
-      <w:t>2026-06-28</w:t>
+      <w:t>2026-06-29</w:t>
       <w:br/>
       <w:br/>
     </w:r>

--- a/klagomål/A 37133-2022 FSC-klagomål.docx
+++ b/klagomål/A 37133-2022 FSC-klagomål.docx
@@ -741,7 +741,7 @@
     <w:r>
       <w:tab/>
       <w:tab/>
-      <w:t>2026-06-29</w:t>
+      <w:t>2026-06-30</w:t>
       <w:br/>
       <w:br/>
     </w:r>

--- a/klagomål/A 37133-2022 FSC-klagomål.docx
+++ b/klagomål/A 37133-2022 FSC-klagomål.docx
@@ -741,7 +741,7 @@
     <w:r>
       <w:tab/>
       <w:tab/>
-      <w:t>2026-06-30</w:t>
+      <w:t>2026-07-01</w:t>
       <w:br/>
       <w:br/>
     </w:r>

--- a/klagomål/A 37133-2022 FSC-klagomål.docx
+++ b/klagomål/A 37133-2022 FSC-klagomål.docx
@@ -741,7 +741,7 @@
     <w:r>
       <w:tab/>
       <w:tab/>
-      <w:t>2026-07-01</w:t>
+      <w:t>2026-07-02</w:t>
       <w:br/>
       <w:br/>
     </w:r>

--- a/klagomål/A 37133-2022 FSC-klagomål.docx
+++ b/klagomål/A 37133-2022 FSC-klagomål.docx
@@ -741,7 +741,7 @@
     <w:r>
       <w:tab/>
       <w:tab/>
-      <w:t>2026-07-13</w:t>
+      <w:t>2026-07-14</w:t>
       <w:br/>
       <w:br/>
     </w:r>

--- a/klagomål/A 37133-2022 FSC-klagomål.docx
+++ b/klagomål/A 37133-2022 FSC-klagomål.docx
@@ -741,7 +741,7 @@
     <w:r>
       <w:tab/>
       <w:tab/>
-      <w:t>2026-07-14</w:t>
+      <w:t>2026-07-15</w:t>
       <w:br/>
       <w:br/>
     </w:r>

--- a/klagomål/A 37133-2022 FSC-klagomål.docx
+++ b/klagomål/A 37133-2022 FSC-klagomål.docx
@@ -741,7 +741,7 @@
     <w:r>
       <w:tab/>
       <w:tab/>
-      <w:t>2026-07-15</w:t>
+      <w:t>2026-07-16</w:t>
       <w:br/>
       <w:br/>
     </w:r>

--- a/klagomål/A 37133-2022 FSC-klagomål.docx
+++ b/klagomål/A 37133-2022 FSC-klagomål.docx
@@ -741,7 +741,7 @@
     <w:r>
       <w:tab/>
       <w:tab/>
-      <w:t>2026-07-16</w:t>
+      <w:t>2026-07-17</w:t>
       <w:br/>
       <w:br/>
     </w:r>

--- a/klagomål/A 37133-2022 FSC-klagomål.docx
+++ b/klagomål/A 37133-2022 FSC-klagomål.docx
@@ -741,7 +741,7 @@
     <w:r>
       <w:tab/>
       <w:tab/>
-      <w:t>2026-07-17</w:t>
+      <w:t>2026-07-18</w:t>
       <w:br/>
       <w:br/>
     </w:r>

--- a/klagomål/A 37133-2022 FSC-klagomål.docx
+++ b/klagomål/A 37133-2022 FSC-klagomål.docx
@@ -741,7 +741,7 @@
     <w:r>
       <w:tab/>
       <w:tab/>
-      <w:t>2026-07-18</w:t>
+      <w:t>2026-07-19</w:t>
       <w:br/>
       <w:br/>
     </w:r>

--- a/klagomål/A 37133-2022 FSC-klagomål.docx
+++ b/klagomål/A 37133-2022 FSC-klagomål.docx
@@ -741,7 +741,7 @@
     <w:r>
       <w:tab/>
       <w:tab/>
-      <w:t>2026-07-19</w:t>
+      <w:t>2026-07-20</w:t>
       <w:br/>
       <w:br/>
     </w:r>

--- a/klagomål/A 37133-2022 FSC-klagomål.docx
+++ b/klagomål/A 37133-2022 FSC-klagomål.docx
@@ -741,7 +741,7 @@
     <w:r>
       <w:tab/>
       <w:tab/>
-      <w:t>2026-07-20</w:t>
+      <w:t>2026-07-21</w:t>
       <w:br/>
       <w:br/>
     </w:r>

--- a/klagomål/A 37133-2022 FSC-klagomål.docx
+++ b/klagomål/A 37133-2022 FSC-klagomål.docx
@@ -741,7 +741,7 @@
     <w:r>
       <w:tab/>
       <w:tab/>
-      <w:t>2026-07-21</w:t>
+      <w:t>2026-07-22</w:t>
       <w:br/>
       <w:br/>
     </w:r>

--- a/klagomål/A 37133-2022 FSC-klagomål.docx
+++ b/klagomål/A 37133-2022 FSC-klagomål.docx
@@ -741,7 +741,7 @@
     <w:r>
       <w:tab/>
       <w:tab/>
-      <w:t>2026-07-22</w:t>
+      <w:t>2026-07-23</w:t>
       <w:br/>
       <w:br/>
     </w:r>

--- a/klagomål/A 37133-2022 FSC-klagomål.docx
+++ b/klagomål/A 37133-2022 FSC-klagomål.docx
@@ -741,7 +741,7 @@
     <w:r>
       <w:tab/>
       <w:tab/>
-      <w:t>2026-07-23</w:t>
+      <w:t>2026-07-24</w:t>
       <w:br/>
       <w:br/>
     </w:r>

--- a/klagomål/A 37133-2022 FSC-klagomål.docx
+++ b/klagomål/A 37133-2022 FSC-klagomål.docx
@@ -741,7 +741,7 @@
     <w:r>
       <w:tab/>
       <w:tab/>
-      <w:t>2026-07-24</w:t>
+      <w:t>2026-07-25</w:t>
       <w:br/>
       <w:br/>
     </w:r>

--- a/klagomål/A 37133-2022 FSC-klagomål.docx
+++ b/klagomål/A 37133-2022 FSC-klagomål.docx
@@ -741,7 +741,7 @@
     <w:r>
       <w:tab/>
       <w:tab/>
-      <w:t>2026-07-25</w:t>
+      <w:t>2026-07-26</w:t>
       <w:br/>
       <w:br/>
     </w:r>

--- a/klagomål/A 37133-2022 FSC-klagomål.docx
+++ b/klagomål/A 37133-2022 FSC-klagomål.docx
@@ -741,7 +741,7 @@
     <w:r>
       <w:tab/>
       <w:tab/>
-      <w:t>2026-07-26</w:t>
+      <w:t>2026-07-27</w:t>
       <w:br/>
       <w:br/>
     </w:r>

--- a/klagomål/A 37133-2022 FSC-klagomål.docx
+++ b/klagomål/A 37133-2022 FSC-klagomål.docx
@@ -741,7 +741,7 @@
     <w:r>
       <w:tab/>
       <w:tab/>
-      <w:t>2026-07-27</w:t>
+      <w:t>2026-07-28</w:t>
       <w:br/>
       <w:br/>
     </w:r>

--- a/klagomål/A 37133-2022 FSC-klagomål.docx
+++ b/klagomål/A 37133-2022 FSC-klagomål.docx
@@ -741,7 +741,7 @@
     <w:r>
       <w:tab/>
       <w:tab/>
-      <w:t>2026-07-28</w:t>
+      <w:t>2026-07-29</w:t>
       <w:br/>
       <w:br/>
     </w:r>

--- a/klagomål/A 37133-2022 FSC-klagomål.docx
+++ b/klagomål/A 37133-2022 FSC-klagomål.docx
@@ -741,7 +741,7 @@
     <w:r>
       <w:tab/>
       <w:tab/>
-      <w:t>2026-07-29</w:t>
+      <w:t>2026-07-30</w:t>
       <w:br/>
       <w:br/>
     </w:r>

--- a/klagomål/A 37133-2022 FSC-klagomål.docx
+++ b/klagomål/A 37133-2022 FSC-klagomål.docx
@@ -741,7 +741,7 @@
     <w:r>
       <w:tab/>
       <w:tab/>
-      <w:t>2026-07-30</w:t>
+      <w:t>2026-07-31</w:t>
       <w:br/>
       <w:br/>
     </w:r>

--- a/klagomål/A 37133-2022 FSC-klagomål.docx
+++ b/klagomål/A 37133-2022 FSC-klagomål.docx
@@ -741,7 +741,7 @@
     <w:r>
       <w:tab/>
       <w:tab/>
-      <w:t>2026-07-31</w:t>
+      <w:t>2026-08-01</w:t>
       <w:br/>
       <w:br/>
     </w:r>

--- a/klagomål/A 37133-2022 FSC-klagomål.docx
+++ b/klagomål/A 37133-2022 FSC-klagomål.docx
@@ -741,7 +741,7 @@
     <w:r>
       <w:tab/>
       <w:tab/>
-      <w:t>2026-08-01</w:t>
+      <w:t>2026-08-02</w:t>
       <w:br/>
       <w:br/>
     </w:r>

--- a/klagomål/A 37133-2022 FSC-klagomål.docx
+++ b/klagomål/A 37133-2022 FSC-klagomål.docx
@@ -741,7 +741,7 @@
     <w:r>
       <w:tab/>
       <w:tab/>
-      <w:t>2026-08-02</w:t>
+      <w:t>2026-08-03</w:t>
       <w:br/>
       <w:br/>
     </w:r>

--- a/klagomål/A 37133-2022 FSC-klagomål.docx
+++ b/klagomål/A 37133-2022 FSC-klagomål.docx
@@ -741,7 +741,7 @@
     <w:r>
       <w:tab/>
       <w:tab/>
-      <w:t>2026-08-03</w:t>
+      <w:t>2026-08-05</w:t>
       <w:br/>
       <w:br/>
     </w:r>

--- a/klagomål/A 37133-2022 FSC-klagomål.docx
+++ b/klagomål/A 37133-2022 FSC-klagomål.docx
@@ -741,7 +741,7 @@
     <w:r>
       <w:tab/>
       <w:tab/>
-      <w:t>2026-08-05</w:t>
+      <w:t>2026-08-07</w:t>
       <w:br/>
       <w:br/>
     </w:r>

--- a/klagomål/A 37133-2022 FSC-klagomål.docx
+++ b/klagomål/A 37133-2022 FSC-klagomål.docx
@@ -741,7 +741,7 @@
     <w:r>
       <w:tab/>
       <w:tab/>
-      <w:t>2026-08-07</w:t>
+      <w:t>2026-08-08</w:t>
       <w:br/>
       <w:br/>
     </w:r>

--- a/klagomål/A 37133-2022 FSC-klagomål.docx
+++ b/klagomål/A 37133-2022 FSC-klagomål.docx
@@ -216,7 +216,7 @@
         <w:spacing w:after="240"/>
       </w:pPr>
       <w:r>
-        <w:t>Figur 1. Fyndplatser för naturvårdsarter inom 23 meter från avverkningsanmälan. Markörer utan svart kant är placerade på fyndplatsen. Markörer med svart kant är placerade vid sidan av fyndplatsen har ett svart streck som visar fyndplatsens exakta position. Kartans mittpunktskoordinat är N 7074748, E 730684 i SWEREF 99 TM.</w:t>
+        <w:t>Figur 1. Fyndplatser för naturvårdsarter inom 23 meter från avverkningsanmälan. Markörer utan svart kant är placerade på fyndplatsen. Markörer med svart kant är placerade vid sidan av fyndplatsen och har ett svart streck som visar fyndplatsens exakta position. Kartans mittpunktskoordinat är N 7074748, E 730684 i SWEREF 99 TM.</w:t>
       </w:r>
     </w:p>
     <w:p>
@@ -741,7 +741,7 @@
     <w:r>
       <w:tab/>
       <w:tab/>
-      <w:t>2026-08-14</w:t>
+      <w:t>2026-08-15</w:t>
       <w:br/>
       <w:br/>
     </w:r>

--- a/klagomål/A 37133-2022 FSC-klagomål.docx
+++ b/klagomål/A 37133-2022 FSC-klagomål.docx
@@ -741,7 +741,7 @@
     <w:r>
       <w:tab/>
       <w:tab/>
-      <w:t>2026-08-15</w:t>
+      <w:t>2026-08-16</w:t>
       <w:br/>
       <w:br/>
     </w:r>

--- a/klagomål/A 37133-2022 FSC-klagomål.docx
+++ b/klagomål/A 37133-2022 FSC-klagomål.docx
@@ -741,7 +741,7 @@
     <w:r>
       <w:tab/>
       <w:tab/>
-      <w:t>2026-08-16</w:t>
+      <w:t>2026-08-17</w:t>
       <w:br/>
       <w:br/>
     </w:r>

--- a/klagomål/A 37133-2022 FSC-klagomål.docx
+++ b/klagomål/A 37133-2022 FSC-klagomål.docx
@@ -741,7 +741,7 @@
     <w:r>
       <w:tab/>
       <w:tab/>
-      <w:t>2026-08-17</w:t>
+      <w:t>2026-08-18</w:t>
       <w:br/>
       <w:br/>
     </w:r>

--- a/klagomål/A 37133-2022 FSC-klagomål.docx
+++ b/klagomål/A 37133-2022 FSC-klagomål.docx
@@ -741,7 +741,7 @@
     <w:r>
       <w:tab/>
       <w:tab/>
-      <w:t>2026-08-18</w:t>
+      <w:t>2026-08-19</w:t>
       <w:br/>
       <w:br/>
     </w:r>

--- a/klagomål/A 37133-2022 FSC-klagomål.docx
+++ b/klagomål/A 37133-2022 FSC-klagomål.docx
@@ -741,7 +741,7 @@
     <w:r>
       <w:tab/>
       <w:tab/>
-      <w:t>2026-08-19</w:t>
+      <w:t>2026-08-20</w:t>
       <w:br/>
       <w:br/>
     </w:r>

--- a/klagomål/A 37133-2022 FSC-klagomål.docx
+++ b/klagomål/A 37133-2022 FSC-klagomål.docx
@@ -741,7 +741,7 @@
     <w:r>
       <w:tab/>
       <w:tab/>
-      <w:t>2026-08-20</w:t>
+      <w:t>2026-08-21</w:t>
       <w:br/>
       <w:br/>
     </w:r>

--- a/klagomål/A 37133-2022 FSC-klagomål.docx
+++ b/klagomål/A 37133-2022 FSC-klagomål.docx
@@ -741,7 +741,7 @@
     <w:r>
       <w:tab/>
       <w:tab/>
-      <w:t>2026-08-21</w:t>
+      <w:t>2026-08-22</w:t>
       <w:br/>
       <w:br/>
     </w:r>

--- a/klagomål/A 37133-2022 FSC-klagomål.docx
+++ b/klagomål/A 37133-2022 FSC-klagomål.docx
@@ -741,7 +741,7 @@
     <w:r>
       <w:tab/>
       <w:tab/>
-      <w:t>2026-08-22</w:t>
+      <w:t>2026-08-23</w:t>
       <w:br/>
       <w:br/>
     </w:r>

--- a/klagomål/A 37133-2022 FSC-klagomål.docx
+++ b/klagomål/A 37133-2022 FSC-klagomål.docx
@@ -741,7 +741,7 @@
     <w:r>
       <w:tab/>
       <w:tab/>
-      <w:t>2026-08-23</w:t>
+      <w:t>2026-08-24</w:t>
       <w:br/>
       <w:br/>
     </w:r>

--- a/klagomål/A 37133-2022 FSC-klagomål.docx
+++ b/klagomål/A 37133-2022 FSC-klagomål.docx
@@ -741,7 +741,7 @@
     <w:r>
       <w:tab/>
       <w:tab/>
-      <w:t>2026-08-24</w:t>
+      <w:t>2026-08-25</w:t>
       <w:br/>
       <w:br/>
     </w:r>

--- a/klagomål/A 37133-2022 FSC-klagomål.docx
+++ b/klagomål/A 37133-2022 FSC-klagomål.docx
@@ -741,7 +741,7 @@
     <w:r>
       <w:tab/>
       <w:tab/>
-      <w:t>2026-08-25</w:t>
+      <w:t>2026-08-26</w:t>
       <w:br/>
       <w:br/>
     </w:r>

--- a/klagomål/A 37133-2022 FSC-klagomål.docx
+++ b/klagomål/A 37133-2022 FSC-klagomål.docx
@@ -741,7 +741,7 @@
     <w:r>
       <w:tab/>
       <w:tab/>
-      <w:t>2026-08-26</w:t>
+      <w:t>2026-08-27</w:t>
       <w:br/>
       <w:br/>
     </w:r>

--- a/klagomål/A 37133-2022 FSC-klagomål.docx
+++ b/klagomål/A 37133-2022 FSC-klagomål.docx
@@ -741,7 +741,7 @@
     <w:r>
       <w:tab/>
       <w:tab/>
-      <w:t>2026-08-27</w:t>
+      <w:t>2026-08-28</w:t>
       <w:br/>
       <w:br/>
     </w:r>

--- a/klagomål/A 37133-2022 FSC-klagomål.docx
+++ b/klagomål/A 37133-2022 FSC-klagomål.docx
@@ -741,7 +741,7 @@
     <w:r>
       <w:tab/>
       <w:tab/>
-      <w:t>2026-08-28</w:t>
+      <w:t>2026-08-29</w:t>
       <w:br/>
       <w:br/>
     </w:r>

--- a/klagomål/A 37133-2022 FSC-klagomål.docx
+++ b/klagomål/A 37133-2022 FSC-klagomål.docx
@@ -741,7 +741,7 @@
     <w:r>
       <w:tab/>
       <w:tab/>
-      <w:t>2026-08-29</w:t>
+      <w:t>2026-08-31</w:t>
       <w:br/>
       <w:br/>
     </w:r>

--- a/klagomål/A 37133-2022 FSC-klagomål.docx
+++ b/klagomål/A 37133-2022 FSC-klagomål.docx
@@ -741,7 +741,7 @@
     <w:r>
       <w:tab/>
       <w:tab/>
-      <w:t>2026-08-31</w:t>
+      <w:t>2026-09-01</w:t>
       <w:br/>
       <w:br/>
     </w:r>

--- a/klagomål/A 37133-2022 FSC-klagomål.docx
+++ b/klagomål/A 37133-2022 FSC-klagomål.docx
@@ -741,7 +741,7 @@
     <w:r>
       <w:tab/>
       <w:tab/>
-      <w:t>2026-09-01</w:t>
+      <w:t>2026-09-02</w:t>
       <w:br/>
       <w:br/>
     </w:r>

--- a/klagomål/A 37133-2022 FSC-klagomål.docx
+++ b/klagomål/A 37133-2022 FSC-klagomål.docx
@@ -741,7 +741,7 @@
     <w:r>
       <w:tab/>
       <w:tab/>
-      <w:t>2026-09-02</w:t>
+      <w:t>2026-09-03</w:t>
       <w:br/>
       <w:br/>
     </w:r>

--- a/klagomål/A 37133-2022 FSC-klagomål.docx
+++ b/klagomål/A 37133-2022 FSC-klagomål.docx
@@ -741,7 +741,7 @@
     <w:r>
       <w:tab/>
       <w:tab/>
-      <w:t>2026-09-03</w:t>
+      <w:t>2026-09-04</w:t>
       <w:br/>
       <w:br/>
     </w:r>

--- a/klagomål/A 37133-2022 FSC-klagomål.docx
+++ b/klagomål/A 37133-2022 FSC-klagomål.docx
@@ -741,7 +741,7 @@
     <w:r>
       <w:tab/>
       <w:tab/>
-      <w:t>2026-09-04</w:t>
+      <w:t>2026-09-05</w:t>
       <w:br/>
       <w:br/>
     </w:r>
